--- a/LDA_研发规划与实施计划_2026-09-09.docx
+++ b/LDA_研发规划与实施计划_2026-09-09.docx
@@ -3083,6 +3083,111 @@
     </w:p>
     <w:p>
       <w:pPr>
+        <w:ind w:left="576"/>
+      </w:pPr>
+      <w:r>
+        <w:rPr>
+          <w:rFonts w:ascii="Calibri" w:hAnsi="Calibri" w:eastAsia="宋体"/>
+          <w:b/>
+          <w:i/>
+          <w:color w:val="555555"/>
+          <w:sz w:val="19"/>
+        </w:rPr>
+        <w:t>T0 延伸完成（2026-09-09 晚）</w:t>
+      </w:r>
+      <w:r>
+        <w:rPr>
+          <w:rFonts w:ascii="Calibri" w:hAnsi="Calibri" w:eastAsia="宋体"/>
+          <w:b w:val="0"/>
+          <w:i/>
+          <w:color w:val="555555"/>
+          <w:sz w:val="19"/>
+        </w:rPr>
+        <w:t>：WBS-T0-4 已从"接口就位"升级为</w:t>
+      </w:r>
+      <w:r>
+        <w:rPr>
+          <w:rFonts w:ascii="Calibri" w:hAnsi="Calibri" w:eastAsia="宋体"/>
+          <w:b/>
+          <w:i/>
+          <w:color w:val="555555"/>
+          <w:sz w:val="19"/>
+        </w:rPr>
+        <w:t>完整可证伪闭环</w:t>
+      </w:r>
+      <w:r>
+        <w:rPr>
+          <w:rFonts w:ascii="Calibri" w:hAnsi="Calibri" w:eastAsia="宋体"/>
+          <w:b w:val="0"/>
+          <w:i/>
+          <w:color w:val="555555"/>
+          <w:sz w:val="19"/>
+        </w:rPr>
+        <w:t>——</w:t>
+      </w:r>
+      <w:r>
+        <w:rPr>
+          <w:rFonts w:ascii="Consolas" w:hAnsi="Consolas" w:eastAsia="宋体"/>
+          <w:b w:val="0"/>
+          <w:i/>
+          <w:color w:val="555555"/>
+          <w:sz w:val="19"/>
+        </w:rPr>
+        <w:t>generator="llm"</w:t>
+      </w:r>
+      <w:r>
+        <w:rPr>
+          <w:rFonts w:ascii="Calibri" w:hAnsi="Calibri" w:eastAsia="宋体"/>
+          <w:b w:val="0"/>
+          <w:i/>
+          <w:color w:val="555555"/>
+          <w:sz w:val="19"/>
+        </w:rPr>
+        <w:t xml:space="preserve"> 接 DeepSeek 蓝队生成 + GLM 红队出题攻击 + 锚判卷死标量（hit_rate/attack_ratio/coverage）+ </w:t>
+      </w:r>
+      <w:r>
+        <w:rPr>
+          <w:rFonts w:ascii="Consolas" w:hAnsi="Consolas" w:eastAsia="宋体"/>
+          <w:b w:val="0"/>
+          <w:i/>
+          <w:color w:val="555555"/>
+          <w:sz w:val="19"/>
+        </w:rPr>
+        <w:t>/api/redteam_probe</w:t>
+      </w:r>
+      <w:r>
+        <w:rPr>
+          <w:rFonts w:ascii="Calibri" w:hAnsi="Calibri" w:eastAsia="宋体"/>
+          <w:b w:val="0"/>
+          <w:i/>
+          <w:color w:val="555555"/>
+          <w:sz w:val="19"/>
+        </w:rPr>
+        <w:t xml:space="preserve"> 周期化端点 + 每 30 分钟 cron 看门狗（CRITICAL=回归漏过即告警）。4 道护栏 smoke 进 CORE，CI 147→152；生产 drop-in 注入 DeepSeek/GLM key，实测全绿。详见 §3 T0 段与 </w:t>
+      </w:r>
+      <w:r>
+        <w:rPr>
+          <w:rFonts w:ascii="Consolas" w:hAnsi="Consolas" w:eastAsia="宋体"/>
+          <w:b w:val="0"/>
+          <w:i/>
+          <w:color w:val="555555"/>
+          <w:sz w:val="19"/>
+        </w:rPr>
+        <w:t>scripts/redteam_cron.py</w:t>
+      </w:r>
+      <w:r>
+        <w:rPr>
+          <w:rFonts w:ascii="Calibri" w:hAnsi="Calibri" w:eastAsia="宋体"/>
+          <w:b w:val="0"/>
+          <w:i/>
+          <w:color w:val="555555"/>
+          <w:sz w:val="19"/>
+        </w:rPr>
+        <w:t>。</w:t>
+      </w:r>
+    </w:p>
+    <w:p>
+      <w:pPr>
         <w:spacing w:after="80"/>
       </w:pPr>
       <w:r>
@@ -5505,7 +5610,7 @@
                 <w:i w:val="0"/>
                 <w:sz w:val="18"/>
               </w:rPr>
-              <w:t>141</w:t>
+              <w:t>152</w:t>
             </w:r>
           </w:p>
         </w:tc>
@@ -5529,7 +5634,7 @@
                 <w:i w:val="0"/>
                 <w:sz w:val="18"/>
               </w:rPr>
-              <w:t>139 / 137 / 128</w:t>
+              <w:t>141 / 139 / 137 / 128</w:t>
             </w:r>
           </w:p>
         </w:tc>
